--- a/public/templates/遗嘱.docx
+++ b/public/templates/遗嘱.docx
@@ -75,7 +75,7 @@
           <w:sz w:val="24"/>
           <w:szCs w:val="24"/>
         </w:rPr>
-        <w:t xml:space="preserve">我，{{立遗嘱人姓名}}，在头脑清醒、具有完全民事行为能力的情况下，自愿订立本遗嘱，对我的财产作出如下处分：</w:t>
+        <w:t xml:space="preserve">我，{{立遗嘱人姓名}}，{{出生日期}}出生，{{民族}}族，身份证号：{{身份证号}}，现住址：{{住址}}。在头脑清醒、具有完全民事行为能力的情况下，根据《中华人民共和国民法典》的相关规定，自愿订立本遗嘱，对我的财产作出如下处分：</w:t>
       </w:r>
     </w:p>
     <w:p/>
@@ -107,37 +107,52 @@
           <w:sz w:val="24"/>
           <w:szCs w:val="24"/>
         </w:rPr>
-        <w:t xml:space="preserve">1. 房产：{{房产情况}}</w:t>
-      </w:r>
-    </w:p>
-    <w:p>
-      <w:pPr>
-        <w:spacing w:line="360"/>
-        <w:ind w:firstLine="480"/>
-      </w:pPr>
-      <w:r>
-        <w:rPr>
-          <w:rFonts w:ascii="宋体" w:cs="宋体" w:eastAsia="宋体" w:hAnsi="宋体"/>
-          <w:color w:val="FF0000"/>
-          <w:sz w:val="24"/>
-          <w:szCs w:val="24"/>
-        </w:rPr>
-        <w:t xml:space="preserve">2. 存款：{{存款情况}}</w:t>
-      </w:r>
-    </w:p>
-    <w:p>
-      <w:pPr>
-        <w:spacing w:line="360"/>
-        <w:ind w:firstLine="480"/>
-      </w:pPr>
-      <w:r>
-        <w:rPr>
-          <w:rFonts w:ascii="宋体" w:cs="宋体" w:eastAsia="宋体" w:hAnsi="宋体"/>
-          <w:color w:val="FF0000"/>
-          <w:sz w:val="24"/>
-          <w:szCs w:val="24"/>
-        </w:rPr>
-        <w:t xml:space="preserve">3. 其他财产：{{其他财产情况}}</w:t>
+        <w:t xml:space="preserve">1. 房产：{{房产情况}}（房产证号：{{房产证号}}，坐落于{{房产地址}}）；</w:t>
+      </w:r>
+    </w:p>
+    <w:p>
+      <w:pPr>
+        <w:spacing w:line="360"/>
+        <w:ind w:firstLine="480"/>
+      </w:pPr>
+      <w:r>
+        <w:rPr>
+          <w:rFonts w:ascii="宋体" w:cs="宋体" w:eastAsia="宋体" w:hAnsi="宋体"/>
+          <w:color w:val="FF0000"/>
+          <w:sz w:val="24"/>
+          <w:szCs w:val="24"/>
+        </w:rPr>
+        <w:t xml:space="preserve">2. 存款：{{存款情况}}（开户银行：{{开户银行}}，账号：{{账号}}）；</w:t>
+      </w:r>
+    </w:p>
+    <w:p>
+      <w:pPr>
+        <w:spacing w:line="360"/>
+        <w:ind w:firstLine="480"/>
+      </w:pPr>
+      <w:r>
+        <w:rPr>
+          <w:rFonts w:ascii="宋体" w:cs="宋体" w:eastAsia="宋体" w:hAnsi="宋体"/>
+          <w:color w:val="FF0000"/>
+          <w:sz w:val="24"/>
+          <w:szCs w:val="24"/>
+        </w:rPr>
+        <w:t xml:space="preserve">3. 车辆：{{车辆情况}}（车牌号：{{车牌号}}）；</w:t>
+      </w:r>
+    </w:p>
+    <w:p>
+      <w:pPr>
+        <w:spacing w:line="360"/>
+        <w:ind w:firstLine="480"/>
+      </w:pPr>
+      <w:r>
+        <w:rPr>
+          <w:rFonts w:ascii="宋体" w:cs="宋体" w:eastAsia="宋体" w:hAnsi="宋体"/>
+          <w:color w:val="FF0000"/>
+          <w:sz w:val="24"/>
+          <w:szCs w:val="24"/>
+        </w:rPr>
+        <w:t xml:space="preserve">4. 其他财产：{{其他财产情况}}。</w:t>
       </w:r>
     </w:p>
     <w:p/>
@@ -169,22 +184,22 @@
           <w:sz w:val="24"/>
           <w:szCs w:val="24"/>
         </w:rPr>
-        <w:t xml:space="preserve">1. 将{{财产1}}遗赠给{{继承人1}}；</w:t>
-      </w:r>
-    </w:p>
-    <w:p>
-      <w:pPr>
-        <w:spacing w:line="360"/>
-        <w:ind w:firstLine="480"/>
-      </w:pPr>
-      <w:r>
-        <w:rPr>
-          <w:rFonts w:ascii="宋体" w:cs="宋体" w:eastAsia="宋体" w:hAnsi="宋体"/>
-          <w:color w:val="FF0000"/>
-          <w:sz w:val="24"/>
-          <w:szCs w:val="24"/>
-        </w:rPr>
-        <w:t xml:space="preserve">2. 将{{财产2}}遗赠给{{继承人2}}；</w:t>
+        <w:t xml:space="preserve">1. 将{{财产1}}（具体描述：{{财产1描述}}）遗赠给{{继承人1}}（身份证号：{{继承人1身份证号}}，与立遗嘱人关系：{{关系1}}）；</w:t>
+      </w:r>
+    </w:p>
+    <w:p>
+      <w:pPr>
+        <w:spacing w:line="360"/>
+        <w:ind w:firstLine="480"/>
+      </w:pPr>
+      <w:r>
+        <w:rPr>
+          <w:rFonts w:ascii="宋体" w:cs="宋体" w:eastAsia="宋体" w:hAnsi="宋体"/>
+          <w:color w:val="FF0000"/>
+          <w:sz w:val="24"/>
+          <w:szCs w:val="24"/>
+        </w:rPr>
+        <w:t xml:space="preserve">2. 将{{财产2}}（具体描述：{{财产2描述}}）遗赠给{{继承人2}}（身份证号：{{继承人2身份证号}}，与立遗嘱人关系：{{关系2}}）；</w:t>
       </w:r>
     </w:p>
     <w:p>
@@ -200,6 +215,20 @@
           <w:szCs w:val="24"/>
         </w:rPr>
         <w:t xml:space="preserve">3. {{其他财产处分}}。</w:t>
+      </w:r>
+    </w:p>
+    <w:p>
+      <w:pPr>
+        <w:spacing w:line="360"/>
+        <w:ind w:firstLine="480"/>
+      </w:pPr>
+      <w:r>
+        <w:rPr>
+          <w:rFonts w:ascii="宋体" w:cs="宋体" w:eastAsia="宋体" w:hAnsi="宋体"/>
+          <w:sz w:val="24"/>
+          <w:szCs w:val="24"/>
+        </w:rPr>
+        <w:t xml:space="preserve">4. 如上述继承人先于立遗嘱人死亡或放弃继承的，该部分财产按照法定继承处理。</w:t>
       </w:r>
     </w:p>
     <w:p/>
@@ -231,23 +260,96 @@
           <w:sz w:val="24"/>
           <w:szCs w:val="24"/>
         </w:rPr>
-        <w:t xml:space="preserve">指定{{执行人姓名}}为本遗嘱的执行人，负责本遗嘱的执行事宜。</w:t>
+        <w:t xml:space="preserve">指定{{执行人姓名}}（身份证号：{{执行人身份证号}}，联系电话：{{执行人电话}}）为本遗嘱的执行人，负责本遗嘱的执行事宜。</w:t>
+      </w:r>
+    </w:p>
+    <w:p>
+      <w:pPr>
+        <w:spacing w:line="360"/>
+        <w:ind w:firstLine="480"/>
+      </w:pPr>
+      <w:r>
+        <w:rPr>
+          <w:rFonts w:ascii="宋体" w:cs="宋体" w:eastAsia="宋体" w:hAnsi="宋体"/>
+          <w:color w:val="FF0000"/>
+          <w:sz w:val="24"/>
+          <w:szCs w:val="24"/>
+        </w:rPr>
+        <w:t xml:space="preserve">如执行人无法或不愿执行本遗嘱，指定{{候补执行人姓名}}（身份证号：{{候补执行人身份证号}}）为候补执行人。</w:t>
       </w:r>
     </w:p>
     <w:p/>
     <w:p>
       <w:pPr>
-        <w:spacing w:line="360"/>
-        <w:ind w:firstLine="480"/>
-      </w:pPr>
-      <w:r>
-        <w:rPr>
-          <w:rFonts w:ascii="宋体" w:cs="宋体" w:eastAsia="宋体" w:hAnsi="宋体"/>
-          <w:color w:val="FF0000"/>
-          <w:sz w:val="24"/>
-          <w:szCs w:val="24"/>
-        </w:rPr>
-        <w:t xml:space="preserve">本遗嘱一式{{份数}}份，具有同等法律效力。</w:t>
+        <w:spacing w:before="200" w:after="200"/>
+      </w:pPr>
+      <w:r>
+        <w:rPr>
+          <w:rFonts w:ascii="宋体" w:cs="宋体" w:eastAsia="宋体" w:hAnsi="宋体"/>
+          <w:b/>
+          <w:bCs/>
+          <w:color w:val="000000"/>
+          <w:sz w:val="28"/>
+          <w:szCs w:val="28"/>
+        </w:rPr>
+        <w:t xml:space="preserve">四、其他说明</w:t>
+      </w:r>
+    </w:p>
+    <w:p>
+      <w:pPr>
+        <w:spacing w:line="360"/>
+        <w:ind w:firstLine="480"/>
+      </w:pPr>
+      <w:r>
+        <w:rPr>
+          <w:rFonts w:ascii="宋体" w:cs="宋体" w:eastAsia="宋体" w:hAnsi="宋体"/>
+          <w:sz w:val="24"/>
+          <w:szCs w:val="24"/>
+        </w:rPr>
+        <w:t xml:space="preserve">1. 本遗嘱为自书遗嘱，由立遗嘱人亲笔书写并签名。</w:t>
+      </w:r>
+    </w:p>
+    <w:p>
+      <w:pPr>
+        <w:spacing w:line="360"/>
+        <w:ind w:firstLine="480"/>
+      </w:pPr>
+      <w:r>
+        <w:rPr>
+          <w:rFonts w:ascii="宋体" w:cs="宋体" w:eastAsia="宋体" w:hAnsi="宋体"/>
+          <w:color w:val="FF0000"/>
+          <w:sz w:val="24"/>
+          <w:szCs w:val="24"/>
+        </w:rPr>
+        <w:t xml:space="preserve">2. 本遗嘱一式{{份数}}份，具有同等法律效力。</w:t>
+      </w:r>
+    </w:p>
+    <w:p>
+      <w:pPr>
+        <w:spacing w:line="360"/>
+        <w:ind w:firstLine="480"/>
+      </w:pPr>
+      <w:r>
+        <w:rPr>
+          <w:rFonts w:ascii="宋体" w:cs="宋体" w:eastAsia="宋体" w:hAnsi="宋体"/>
+          <w:sz w:val="24"/>
+          <w:szCs w:val="24"/>
+        </w:rPr>
+        <w:t xml:space="preserve">3. 本遗嘱自立遗嘱人死亡之日起生效。</w:t>
+      </w:r>
+    </w:p>
+    <w:p>
+      <w:pPr>
+        <w:spacing w:line="360"/>
+        <w:ind w:firstLine="480"/>
+      </w:pPr>
+      <w:r>
+        <w:rPr>
+          <w:rFonts w:ascii="宋体" w:cs="宋体" w:eastAsia="宋体" w:hAnsi="宋体"/>
+          <w:sz w:val="24"/>
+          <w:szCs w:val="24"/>
+        </w:rPr>
+        <w:t xml:space="preserve">4. 如本遗嘱与之前所立遗嘱有冲突的，以本遗嘱为准。</w:t>
       </w:r>
     </w:p>
     <w:p/>
